--- a/reports/projects/4.2.1_Report.docx
+++ b/reports/projects/4.2.1_Report.docx
@@ -64,7 +64,7 @@
           <w:szCs w:val="19"/>
           <w:rFonts w:ascii="Cambria" w:cs="Cambria" w:eastAsia="Cambria" w:hAnsi="Cambria"/>
         </w:rPr>
-        <w:t xml:space="preserve">October 13, 2026</w:t>
+        <w:t xml:space="preserve">October 14, 2026</w:t>
       </w:r>
     </w:p>
     <w:tbl>
@@ -1060,7 +1060,7 @@
         <w:szCs w:val="14"/>
         <w:rFonts w:ascii="Cambria" w:cs="Cambria" w:eastAsia="Cambria" w:hAnsi="Cambria"/>
       </w:rPr>
-      <w:t xml:space="preserve">Generated October 13, 2026  |  California Community Colleges  |  CPL Initiative</w:t>
+      <w:t xml:space="preserve">Generated October 14, 2026  |  California Community Colleges  |  CPL Initiative</w:t>
     </w:r>
     <w:r>
       <w:rPr>

--- a/reports/projects/4.2.1_Report.docx
+++ b/reports/projects/4.2.1_Report.docx
@@ -464,6 +464,76 @@
                 <w:szCs w:val="20"/>
                 <w:rFonts w:ascii="Cambria" w:cs="Cambria" w:eastAsia="Cambria" w:hAnsi="Cambria"/>
               </w:rPr>
+              <w:t xml:space="preserve">How it is counted</w:t>
+            </w:r>
+          </w:p>
+        </w:tc>
+        <w:tc>
+          <w:tcPr>
+            <w:tcW w:type="dxa" w:w="7200"/>
+            <w:tcBorders>
+              <w:top w:val="single" w:color="CCCCCC" w:sz="1"/>
+              <w:left w:val="single" w:color="CCCCCC" w:sz="1"/>
+              <w:bottom w:val="single" w:color="CCCCCC" w:sz="1"/>
+              <w:right w:val="single" w:color="CCCCCC" w:sz="1"/>
+            </w:tcBorders>
+            <w:shd w:fill="FFFFFF" w:val="clear"/>
+            <w:tcMar>
+              <w:top w:type="dxa" w:w="60"/>
+              <w:left w:type="dxa" w:w="100"/>
+              <w:bottom w:type="dxa" w:w="60"/>
+              <w:right w:type="dxa" w:w="100"/>
+            </w:tcMar>
+          </w:tcPr>
+          <w:p>
+            <w:pPr>
+              <w:jc w:val="left"/>
+            </w:pPr>
+            <w:r>
+              <w:rPr>
+                <w:b w:val="false"/>
+                <w:bCs w:val="false"/>
+                <w:color w:val="333333"/>
+                <w:sz w:val="20"/>
+                <w:szCs w:val="20"/>
+                <w:rFonts w:ascii="Cambria" w:cs="Cambria" w:eastAsia="Cambria" w:hAnsi="Cambria"/>
+              </w:rPr>
+              <w:t xml:space="preserve">Outcomes are identified in the project contract and counted when accomplished.</w:t>
+            </w:r>
+          </w:p>
+        </w:tc>
+      </w:tr>
+      <w:tr>
+        <w:tc>
+          <w:tcPr>
+            <w:tcW w:type="dxa" w:w="3600"/>
+            <w:tcBorders>
+              <w:top w:val="single" w:color="CCCCCC" w:sz="1"/>
+              <w:left w:val="single" w:color="CCCCCC" w:sz="1"/>
+              <w:bottom w:val="single" w:color="CCCCCC" w:sz="1"/>
+              <w:right w:val="single" w:color="CCCCCC" w:sz="1"/>
+            </w:tcBorders>
+            <w:shd w:fill="F0F0F0" w:val="clear"/>
+            <w:tcMar>
+              <w:top w:type="dxa" w:w="60"/>
+              <w:left w:type="dxa" w:w="100"/>
+              <w:bottom w:type="dxa" w:w="60"/>
+              <w:right w:type="dxa" w:w="100"/>
+            </w:tcMar>
+          </w:tcPr>
+          <w:p>
+            <w:pPr>
+              <w:jc w:val="left"/>
+            </w:pPr>
+            <w:r>
+              <w:rPr>
+                <w:b/>
+                <w:bCs/>
+                <w:color w:val="163A5F"/>
+                <w:sz w:val="20"/>
+                <w:szCs w:val="20"/>
+                <w:rFonts w:ascii="Cambria" w:cs="Cambria" w:eastAsia="Cambria" w:hAnsi="Cambria"/>
+              </w:rPr>
               <w:t xml:space="preserve">2030 Goal</w:t>
             </w:r>
           </w:p>
@@ -477,7 +547,7 @@
               <w:bottom w:val="single" w:color="CCCCCC" w:sz="1"/>
               <w:right w:val="single" w:color="CCCCCC" w:sz="1"/>
             </w:tcBorders>
-            <w:shd w:fill="FFFFFF" w:val="clear"/>
+            <w:shd w:fill="F0F0F0" w:val="clear"/>
             <w:tcMar>
               <w:top w:type="dxa" w:w="60"/>
               <w:left w:type="dxa" w:w="100"/>
@@ -498,7 +568,7 @@
                 <w:szCs w:val="20"/>
                 <w:rFonts w:ascii="Cambria" w:cs="Cambria" w:eastAsia="Cambria" w:hAnsi="Cambria"/>
               </w:rPr>
-              <w:t xml:space="preserve">N/A</w:t>
+              <w:t xml:space="preserve">0</w:t>
             </w:r>
           </w:p>
         </w:tc>
@@ -513,7 +583,7 @@
               <w:bottom w:val="single" w:color="CCCCCC" w:sz="1"/>
               <w:right w:val="single" w:color="CCCCCC" w:sz="1"/>
             </w:tcBorders>
-            <w:shd w:fill="F0F0F0" w:val="clear"/>
+            <w:shd w:fill="FFFFFF" w:val="clear"/>
             <w:tcMar>
               <w:top w:type="dxa" w:w="60"/>
               <w:left w:type="dxa" w:w="100"/>
@@ -547,7 +617,7 @@
               <w:bottom w:val="single" w:color="CCCCCC" w:sz="1"/>
               <w:right w:val="single" w:color="CCCCCC" w:sz="1"/>
             </w:tcBorders>
-            <w:shd w:fill="F0F0F0" w:val="clear"/>
+            <w:shd w:fill="FFFFFF" w:val="clear"/>
             <w:tcMar>
               <w:top w:type="dxa" w:w="60"/>
               <w:left w:type="dxa" w:w="100"/>
@@ -568,7 +638,7 @@
                 <w:szCs w:val="20"/>
                 <w:rFonts w:ascii="Cambria" w:cs="Cambria" w:eastAsia="Cambria" w:hAnsi="Cambria"/>
               </w:rPr>
-              <w:t xml:space="preserve">N/A</w:t>
+              <w:t xml:space="preserve">0</w:t>
             </w:r>
           </w:p>
         </w:tc>
@@ -583,7 +653,7 @@
               <w:bottom w:val="single" w:color="CCCCCC" w:sz="1"/>
               <w:right w:val="single" w:color="CCCCCC" w:sz="1"/>
             </w:tcBorders>
-            <w:shd w:fill="FFFFFF" w:val="clear"/>
+            <w:shd w:fill="F0F0F0" w:val="clear"/>
             <w:tcMar>
               <w:top w:type="dxa" w:w="60"/>
               <w:left w:type="dxa" w:w="100"/>
@@ -617,7 +687,7 @@
               <w:bottom w:val="single" w:color="CCCCCC" w:sz="1"/>
               <w:right w:val="single" w:color="CCCCCC" w:sz="1"/>
             </w:tcBorders>
-            <w:shd w:fill="FFFFFF" w:val="clear"/>
+            <w:shd w:fill="F0F0F0" w:val="clear"/>
             <w:tcMar>
               <w:top w:type="dxa" w:w="60"/>
               <w:left w:type="dxa" w:w="100"/>
@@ -638,7 +708,7 @@
                 <w:szCs w:val="20"/>
                 <w:rFonts w:ascii="Cambria" w:cs="Cambria" w:eastAsia="Cambria" w:hAnsi="Cambria"/>
               </w:rPr>
-              <w:t xml:space="preserve">—/—</w:t>
+              <w:t xml:space="preserve">—/2</w:t>
             </w:r>
           </w:p>
         </w:tc>
@@ -653,7 +723,7 @@
               <w:bottom w:val="single" w:color="CCCCCC" w:sz="1"/>
               <w:right w:val="single" w:color="CCCCCC" w:sz="1"/>
             </w:tcBorders>
-            <w:shd w:fill="F0F0F0" w:val="clear"/>
+            <w:shd w:fill="FFFFFF" w:val="clear"/>
             <w:tcMar>
               <w:top w:type="dxa" w:w="60"/>
               <w:left w:type="dxa" w:w="100"/>
@@ -687,7 +757,7 @@
               <w:bottom w:val="single" w:color="CCCCCC" w:sz="1"/>
               <w:right w:val="single" w:color="CCCCCC" w:sz="1"/>
             </w:tcBorders>
-            <w:shd w:fill="F0F0F0" w:val="clear"/>
+            <w:shd w:fill="FFFFFF" w:val="clear"/>
             <w:tcMar>
               <w:top w:type="dxa" w:w="60"/>
               <w:left w:type="dxa" w:w="100"/>
@@ -708,7 +778,7 @@
                 <w:szCs w:val="20"/>
                 <w:rFonts w:ascii="Cambria" w:cs="Cambria" w:eastAsia="Cambria" w:hAnsi="Cambria"/>
               </w:rPr>
-              <w:t xml:space="preserve">—/—</w:t>
+              <w:t xml:space="preserve">—/4</w:t>
             </w:r>
           </w:p>
         </w:tc>
@@ -723,7 +793,7 @@
               <w:bottom w:val="single" w:color="CCCCCC" w:sz="1"/>
               <w:right w:val="single" w:color="CCCCCC" w:sz="1"/>
             </w:tcBorders>
-            <w:shd w:fill="FFFFFF" w:val="clear"/>
+            <w:shd w:fill="F0F0F0" w:val="clear"/>
             <w:tcMar>
               <w:top w:type="dxa" w:w="60"/>
               <w:left w:type="dxa" w:w="100"/>
@@ -757,7 +827,7 @@
               <w:bottom w:val="single" w:color="CCCCCC" w:sz="1"/>
               <w:right w:val="single" w:color="CCCCCC" w:sz="1"/>
             </w:tcBorders>
-            <w:shd w:fill="FFFFFF" w:val="clear"/>
+            <w:shd w:fill="F0F0F0" w:val="clear"/>
             <w:tcMar>
               <w:top w:type="dxa" w:w="60"/>
               <w:left w:type="dxa" w:w="100"/>
@@ -778,7 +848,7 @@
                 <w:szCs w:val="20"/>
                 <w:rFonts w:ascii="Cambria" w:cs="Cambria" w:eastAsia="Cambria" w:hAnsi="Cambria"/>
               </w:rPr>
-              <w:t xml:space="preserve">—/—</w:t>
+              <w:t xml:space="preserve">—/0</w:t>
             </w:r>
           </w:p>
         </w:tc>
@@ -793,7 +863,7 @@
               <w:bottom w:val="single" w:color="CCCCCC" w:sz="1"/>
               <w:right w:val="single" w:color="CCCCCC" w:sz="1"/>
             </w:tcBorders>
-            <w:shd w:fill="F0F0F0" w:val="clear"/>
+            <w:shd w:fill="FFFFFF" w:val="clear"/>
             <w:tcMar>
               <w:top w:type="dxa" w:w="60"/>
               <w:left w:type="dxa" w:w="100"/>
@@ -827,7 +897,7 @@
               <w:bottom w:val="single" w:color="CCCCCC" w:sz="1"/>
               <w:right w:val="single" w:color="CCCCCC" w:sz="1"/>
             </w:tcBorders>
-            <w:shd w:fill="F0F0F0" w:val="clear"/>
+            <w:shd w:fill="FFFFFF" w:val="clear"/>
             <w:tcMar>
               <w:top w:type="dxa" w:w="60"/>
               <w:left w:type="dxa" w:w="100"/>
@@ -848,7 +918,7 @@
                 <w:szCs w:val="20"/>
                 <w:rFonts w:ascii="Cambria" w:cs="Cambria" w:eastAsia="Cambria" w:hAnsi="Cambria"/>
               </w:rPr>
-              <w:t xml:space="preserve">—/—</w:t>
+              <w:t xml:space="preserve">—/0</w:t>
             </w:r>
           </w:p>
         </w:tc>
@@ -863,7 +933,7 @@
               <w:bottom w:val="single" w:color="CCCCCC" w:sz="1"/>
               <w:right w:val="single" w:color="CCCCCC" w:sz="1"/>
             </w:tcBorders>
-            <w:shd w:fill="FFFFFF" w:val="clear"/>
+            <w:shd w:fill="F0F0F0" w:val="clear"/>
             <w:tcMar>
               <w:top w:type="dxa" w:w="60"/>
               <w:left w:type="dxa" w:w="100"/>
@@ -897,7 +967,7 @@
               <w:bottom w:val="single" w:color="CCCCCC" w:sz="1"/>
               <w:right w:val="single" w:color="CCCCCC" w:sz="1"/>
             </w:tcBorders>
-            <w:shd w:fill="FFFFFF" w:val="clear"/>
+            <w:shd w:fill="F0F0F0" w:val="clear"/>
             <w:tcMar>
               <w:top w:type="dxa" w:w="60"/>
               <w:left w:type="dxa" w:w="100"/>
@@ -918,7 +988,7 @@
                 <w:szCs w:val="20"/>
                 <w:rFonts w:ascii="Cambria" w:cs="Cambria" w:eastAsia="Cambria" w:hAnsi="Cambria"/>
               </w:rPr>
-              <w:t xml:space="preserve">—/—</w:t>
+              <w:t xml:space="preserve">—/0</w:t>
             </w:r>
           </w:p>
         </w:tc>

--- a/reports/projects/4.2.1_Report.docx
+++ b/reports/projects/4.2.1_Report.docx
@@ -64,7 +64,7 @@
           <w:szCs w:val="19"/>
           <w:rFonts w:ascii="Cambria" w:cs="Cambria" w:eastAsia="Cambria" w:hAnsi="Cambria"/>
         </w:rPr>
-        <w:t xml:space="preserve">October 14, 2026</w:t>
+        <w:t xml:space="preserve">October 15, 2026</w:t>
       </w:r>
     </w:p>
     <w:tbl>
@@ -1130,7 +1130,7 @@
         <w:szCs w:val="14"/>
         <w:rFonts w:ascii="Cambria" w:cs="Cambria" w:eastAsia="Cambria" w:hAnsi="Cambria"/>
       </w:rPr>
-      <w:t xml:space="preserve">Generated October 14, 2026  |  California Community Colleges  |  CPL Initiative</w:t>
+      <w:t xml:space="preserve">Generated October 15, 2026  |  California Community Colleges  |  CPL Initiative</w:t>
     </w:r>
     <w:r>
       <w:rPr>

--- a/reports/projects/4.2.1_Report.docx
+++ b/reports/projects/4.2.1_Report.docx
@@ -64,7 +64,7 @@
           <w:szCs w:val="19"/>
           <w:rFonts w:ascii="Cambria" w:cs="Cambria" w:eastAsia="Cambria" w:hAnsi="Cambria"/>
         </w:rPr>
-        <w:t xml:space="preserve">October 15, 2026</w:t>
+        <w:t xml:space="preserve">October 16, 2026</w:t>
       </w:r>
     </w:p>
     <w:tbl>
@@ -1035,7 +1035,7 @@
           <w:szCs w:val="18"/>
           <w:rFonts w:ascii="Cambria" w:cs="Cambria" w:eastAsia="Cambria" w:hAnsi="Cambria"/>
         </w:rPr>
-        <w:t xml:space="preserve">Date: 2026-06-29</w:t>
+        <w:t xml:space="preserve">Date: 2026-10-15</w:t>
       </w:r>
     </w:p>
     <w:p>
@@ -1049,7 +1049,7 @@
           <w:szCs w:val="21"/>
           <w:rFonts w:ascii="Cambria" w:cs="Cambria" w:eastAsia="Cambria" w:hAnsi="Cambria"/>
         </w:rPr>
-        <w:t xml:space="preserve">The N2N apprenticeship project made meaningful progress toward scalable apprenticeship CPL infrastructure. Work advanced on data-sharing pathways, Santiago Canyon-to-N2N-to-MAP integration, API-based MAP intake, and structured cohort data collection for large apprenticeship populations. The project is also testing skill- and competency-based alignment between apprenticeship training and college coursework, with faculty validation remaining central to the model. This work supports future apprenticeship CPL mapping, student outreach, and statewide reporting.</w:t>
+        <w:t xml:space="preserve">The N2N/Prism pilot has expanded from Santiago Canyon to American River College and additional statewide use cases, achieving 93–95% course-mapping accuracy with human review, petition generation, and approved CPL data push to MAP. PeopleSoft integration is planned for American River, and MAP is evaluating complementary competency-reconstruction tools for apprenticeship-to-course comparison while prioritizing reliable implementation at initial colleges.</w:t>
       </w:r>
     </w:p>
     <w:p>
@@ -1130,7 +1130,7 @@
         <w:szCs w:val="14"/>
         <w:rFonts w:ascii="Cambria" w:cs="Cambria" w:eastAsia="Cambria" w:hAnsi="Cambria"/>
       </w:rPr>
-      <w:t xml:space="preserve">Generated October 15, 2026  |  California Community Colleges  |  CPL Initiative</w:t>
+      <w:t xml:space="preserve">Generated October 16, 2026  |  California Community Colleges  |  CPL Initiative</w:t>
     </w:r>
     <w:r>
       <w:rPr>

--- a/reports/projects/4.2.1_Report.docx
+++ b/reports/projects/4.2.1_Report.docx
@@ -64,7 +64,7 @@
           <w:szCs w:val="19"/>
           <w:rFonts w:ascii="Cambria" w:cs="Cambria" w:eastAsia="Cambria" w:hAnsi="Cambria"/>
         </w:rPr>
-        <w:t xml:space="preserve">October 16, 2026</w:t>
+        <w:t xml:space="preserve">October 17, 2026</w:t>
       </w:r>
     </w:p>
     <w:tbl>
@@ -1130,7 +1130,7 @@
         <w:szCs w:val="14"/>
         <w:rFonts w:ascii="Cambria" w:cs="Cambria" w:eastAsia="Cambria" w:hAnsi="Cambria"/>
       </w:rPr>
-      <w:t xml:space="preserve">Generated October 16, 2026  |  California Community Colleges  |  CPL Initiative</w:t>
+      <w:t xml:space="preserve">Generated October 17, 2026  |  California Community Colleges  |  CPL Initiative</w:t>
     </w:r>
     <w:r>
       <w:rPr>

--- a/reports/projects/4.2.1_Report.docx
+++ b/reports/projects/4.2.1_Report.docx
@@ -64,7 +64,7 @@
           <w:szCs w:val="19"/>
           <w:rFonts w:ascii="Cambria" w:cs="Cambria" w:eastAsia="Cambria" w:hAnsi="Cambria"/>
         </w:rPr>
-        <w:t xml:space="preserve">October 17, 2026</w:t>
+        <w:t xml:space="preserve">October 18, 2026</w:t>
       </w:r>
     </w:p>
     <w:tbl>
@@ -1130,7 +1130,7 @@
         <w:szCs w:val="14"/>
         <w:rFonts w:ascii="Cambria" w:cs="Cambria" w:eastAsia="Cambria" w:hAnsi="Cambria"/>
       </w:rPr>
-      <w:t xml:space="preserve">Generated October 17, 2026  |  California Community Colleges  |  CPL Initiative</w:t>
+      <w:t xml:space="preserve">Generated October 18, 2026  |  California Community Colleges  |  CPL Initiative</w:t>
     </w:r>
     <w:r>
       <w:rPr>

--- a/reports/projects/4.2.1_Report.docx
+++ b/reports/projects/4.2.1_Report.docx
@@ -64,7 +64,7 @@
           <w:szCs w:val="19"/>
           <w:rFonts w:ascii="Cambria" w:cs="Cambria" w:eastAsia="Cambria" w:hAnsi="Cambria"/>
         </w:rPr>
-        <w:t xml:space="preserve">October 18, 2026</w:t>
+        <w:t xml:space="preserve">October 19, 2026</w:t>
       </w:r>
     </w:p>
     <w:tbl>
@@ -1130,7 +1130,7 @@
         <w:szCs w:val="14"/>
         <w:rFonts w:ascii="Cambria" w:cs="Cambria" w:eastAsia="Cambria" w:hAnsi="Cambria"/>
       </w:rPr>
-      <w:t xml:space="preserve">Generated October 18, 2026  |  California Community Colleges  |  CPL Initiative</w:t>
+      <w:t xml:space="preserve">Generated October 19, 2026  |  California Community Colleges  |  CPL Initiative</w:t>
     </w:r>
     <w:r>
       <w:rPr>

--- a/reports/projects/4.2.1_Report.docx
+++ b/reports/projects/4.2.1_Report.docx
@@ -64,7 +64,7 @@
           <w:szCs w:val="19"/>
           <w:rFonts w:ascii="Cambria" w:cs="Cambria" w:eastAsia="Cambria" w:hAnsi="Cambria"/>
         </w:rPr>
-        <w:t xml:space="preserve">October 19, 2026</w:t>
+        <w:t xml:space="preserve">October 20, 2026</w:t>
       </w:r>
     </w:p>
     <w:tbl>
@@ -1130,7 +1130,7 @@
         <w:szCs w:val="14"/>
         <w:rFonts w:ascii="Cambria" w:cs="Cambria" w:eastAsia="Cambria" w:hAnsi="Cambria"/>
       </w:rPr>
-      <w:t xml:space="preserve">Generated October 19, 2026  |  California Community Colleges  |  CPL Initiative</w:t>
+      <w:t xml:space="preserve">Generated October 20, 2026  |  California Community Colleges  |  CPL Initiative</w:t>
     </w:r>
     <w:r>
       <w:rPr>

--- a/reports/projects/4.2.1_Report.docx
+++ b/reports/projects/4.2.1_Report.docx
@@ -64,7 +64,7 @@
           <w:szCs w:val="19"/>
           <w:rFonts w:ascii="Cambria" w:cs="Cambria" w:eastAsia="Cambria" w:hAnsi="Cambria"/>
         </w:rPr>
-        <w:t xml:space="preserve">October 20, 2026</w:t>
+        <w:t xml:space="preserve">October 21, 2026</w:t>
       </w:r>
     </w:p>
     <w:tbl>
@@ -1130,7 +1130,7 @@
         <w:szCs w:val="14"/>
         <w:rFonts w:ascii="Cambria" w:cs="Cambria" w:eastAsia="Cambria" w:hAnsi="Cambria"/>
       </w:rPr>
-      <w:t xml:space="preserve">Generated October 20, 2026  |  California Community Colleges  |  CPL Initiative</w:t>
+      <w:t xml:space="preserve">Generated October 21, 2026  |  California Community Colleges  |  CPL Initiative</w:t>
     </w:r>
     <w:r>
       <w:rPr>

--- a/reports/projects/4.2.1_Report.docx
+++ b/reports/projects/4.2.1_Report.docx
@@ -64,7 +64,7 @@
           <w:szCs w:val="19"/>
           <w:rFonts w:ascii="Cambria" w:cs="Cambria" w:eastAsia="Cambria" w:hAnsi="Cambria"/>
         </w:rPr>
-        <w:t xml:space="preserve">October 21, 2026</w:t>
+        <w:t xml:space="preserve">October 22, 2026</w:t>
       </w:r>
     </w:p>
     <w:tbl>
@@ -1130,7 +1130,7 @@
         <w:szCs w:val="14"/>
         <w:rFonts w:ascii="Cambria" w:cs="Cambria" w:eastAsia="Cambria" w:hAnsi="Cambria"/>
       </w:rPr>
-      <w:t xml:space="preserve">Generated October 21, 2026  |  California Community Colleges  |  CPL Initiative</w:t>
+      <w:t xml:space="preserve">Generated October 22, 2026  |  California Community Colleges  |  CPL Initiative</w:t>
     </w:r>
     <w:r>
       <w:rPr>

--- a/reports/projects/4.2.1_Report.docx
+++ b/reports/projects/4.2.1_Report.docx
@@ -64,7 +64,7 @@
           <w:szCs w:val="19"/>
           <w:rFonts w:ascii="Cambria" w:cs="Cambria" w:eastAsia="Cambria" w:hAnsi="Cambria"/>
         </w:rPr>
-        <w:t xml:space="preserve">October 22, 2026</w:t>
+        <w:t xml:space="preserve">October 23, 2026</w:t>
       </w:r>
     </w:p>
     <w:tbl>
@@ -1130,7 +1130,7 @@
         <w:szCs w:val="14"/>
         <w:rFonts w:ascii="Cambria" w:cs="Cambria" w:eastAsia="Cambria" w:hAnsi="Cambria"/>
       </w:rPr>
-      <w:t xml:space="preserve">Generated October 22, 2026  |  California Community Colleges  |  CPL Initiative</w:t>
+      <w:t xml:space="preserve">Generated October 23, 2026  |  California Community Colleges  |  CPL Initiative</w:t>
     </w:r>
     <w:r>
       <w:rPr>

--- a/reports/projects/4.2.1_Report.docx
+++ b/reports/projects/4.2.1_Report.docx
@@ -64,7 +64,7 @@
           <w:szCs w:val="19"/>
           <w:rFonts w:ascii="Cambria" w:cs="Cambria" w:eastAsia="Cambria" w:hAnsi="Cambria"/>
         </w:rPr>
-        <w:t xml:space="preserve">October 23, 2026</w:t>
+        <w:t xml:space="preserve">October 24, 2026</w:t>
       </w:r>
     </w:p>
     <w:tbl>
@@ -1130,7 +1130,7 @@
         <w:szCs w:val="14"/>
         <w:rFonts w:ascii="Cambria" w:cs="Cambria" w:eastAsia="Cambria" w:hAnsi="Cambria"/>
       </w:rPr>
-      <w:t xml:space="preserve">Generated October 23, 2026  |  California Community Colleges  |  CPL Initiative</w:t>
+      <w:t xml:space="preserve">Generated October 24, 2026  |  California Community Colleges  |  CPL Initiative</w:t>
     </w:r>
     <w:r>
       <w:rPr>

--- a/reports/projects/4.2.1_Report.docx
+++ b/reports/projects/4.2.1_Report.docx
@@ -64,7 +64,7 @@
           <w:szCs w:val="19"/>
           <w:rFonts w:ascii="Cambria" w:cs="Cambria" w:eastAsia="Cambria" w:hAnsi="Cambria"/>
         </w:rPr>
-        <w:t xml:space="preserve">October 24, 2026</w:t>
+        <w:t xml:space="preserve">October 25, 2026</w:t>
       </w:r>
     </w:p>
     <w:tbl>
@@ -1130,7 +1130,7 @@
         <w:szCs w:val="14"/>
         <w:rFonts w:ascii="Cambria" w:cs="Cambria" w:eastAsia="Cambria" w:hAnsi="Cambria"/>
       </w:rPr>
-      <w:t xml:space="preserve">Generated October 24, 2026  |  California Community Colleges  |  CPL Initiative</w:t>
+      <w:t xml:space="preserve">Generated October 25, 2026  |  California Community Colleges  |  CPL Initiative</w:t>
     </w:r>
     <w:r>
       <w:rPr>

--- a/reports/projects/4.2.1_Report.docx
+++ b/reports/projects/4.2.1_Report.docx
@@ -64,7 +64,7 @@
           <w:szCs w:val="19"/>
           <w:rFonts w:ascii="Cambria" w:cs="Cambria" w:eastAsia="Cambria" w:hAnsi="Cambria"/>
         </w:rPr>
-        <w:t xml:space="preserve">October 25, 2026</w:t>
+        <w:t xml:space="preserve">October 26, 2026</w:t>
       </w:r>
     </w:p>
     <w:tbl>
@@ -1130,7 +1130,7 @@
         <w:szCs w:val="14"/>
         <w:rFonts w:ascii="Cambria" w:cs="Cambria" w:eastAsia="Cambria" w:hAnsi="Cambria"/>
       </w:rPr>
-      <w:t xml:space="preserve">Generated October 25, 2026  |  California Community Colleges  |  CPL Initiative</w:t>
+      <w:t xml:space="preserve">Generated October 26, 2026  |  California Community Colleges  |  CPL Initiative</w:t>
     </w:r>
     <w:r>
       <w:rPr>

--- a/reports/projects/4.2.1_Report.docx
+++ b/reports/projects/4.2.1_Report.docx
@@ -64,7 +64,7 @@
           <w:szCs w:val="19"/>
           <w:rFonts w:ascii="Cambria" w:cs="Cambria" w:eastAsia="Cambria" w:hAnsi="Cambria"/>
         </w:rPr>
-        <w:t xml:space="preserve">October 26, 2026</w:t>
+        <w:t xml:space="preserve">October 27, 2026</w:t>
       </w:r>
     </w:p>
     <w:tbl>
@@ -1130,7 +1130,7 @@
         <w:szCs w:val="14"/>
         <w:rFonts w:ascii="Cambria" w:cs="Cambria" w:eastAsia="Cambria" w:hAnsi="Cambria"/>
       </w:rPr>
-      <w:t xml:space="preserve">Generated October 26, 2026  |  California Community Colleges  |  CPL Initiative</w:t>
+      <w:t xml:space="preserve">Generated October 27, 2026  |  California Community Colleges  |  CPL Initiative</w:t>
     </w:r>
     <w:r>
       <w:rPr>

--- a/reports/projects/4.2.1_Report.docx
+++ b/reports/projects/4.2.1_Report.docx
@@ -64,7 +64,7 @@
           <w:szCs w:val="19"/>
           <w:rFonts w:ascii="Cambria" w:cs="Cambria" w:eastAsia="Cambria" w:hAnsi="Cambria"/>
         </w:rPr>
-        <w:t xml:space="preserve">October 27, 2026</w:t>
+        <w:t xml:space="preserve">October 28, 2026</w:t>
       </w:r>
     </w:p>
     <w:tbl>
@@ -1130,7 +1130,7 @@
         <w:szCs w:val="14"/>
         <w:rFonts w:ascii="Cambria" w:cs="Cambria" w:eastAsia="Cambria" w:hAnsi="Cambria"/>
       </w:rPr>
-      <w:t xml:space="preserve">Generated October 27, 2026  |  California Community Colleges  |  CPL Initiative</w:t>
+      <w:t xml:space="preserve">Generated October 28, 2026  |  California Community Colleges  |  CPL Initiative</w:t>
     </w:r>
     <w:r>
       <w:rPr>

--- a/reports/projects/4.2.1_Report.docx
+++ b/reports/projects/4.2.1_Report.docx
@@ -64,7 +64,7 @@
           <w:szCs w:val="19"/>
           <w:rFonts w:ascii="Cambria" w:cs="Cambria" w:eastAsia="Cambria" w:hAnsi="Cambria"/>
         </w:rPr>
-        <w:t xml:space="preserve">October 28, 2026</w:t>
+        <w:t xml:space="preserve">October 29, 2026</w:t>
       </w:r>
     </w:p>
     <w:tbl>
@@ -1130,7 +1130,7 @@
         <w:szCs w:val="14"/>
         <w:rFonts w:ascii="Cambria" w:cs="Cambria" w:eastAsia="Cambria" w:hAnsi="Cambria"/>
       </w:rPr>
-      <w:t xml:space="preserve">Generated October 28, 2026  |  California Community Colleges  |  CPL Initiative</w:t>
+      <w:t xml:space="preserve">Generated October 29, 2026  |  California Community Colleges  |  CPL Initiative</w:t>
     </w:r>
     <w:r>
       <w:rPr>

--- a/reports/projects/4.2.1_Report.docx
+++ b/reports/projects/4.2.1_Report.docx
@@ -64,7 +64,7 @@
           <w:szCs w:val="19"/>
           <w:rFonts w:ascii="Cambria" w:cs="Cambria" w:eastAsia="Cambria" w:hAnsi="Cambria"/>
         </w:rPr>
-        <w:t xml:space="preserve">October 29, 2026</w:t>
+        <w:t xml:space="preserve">October 30, 2026</w:t>
       </w:r>
     </w:p>
     <w:tbl>
@@ -1130,7 +1130,7 @@
         <w:szCs w:val="14"/>
         <w:rFonts w:ascii="Cambria" w:cs="Cambria" w:eastAsia="Cambria" w:hAnsi="Cambria"/>
       </w:rPr>
-      <w:t xml:space="preserve">Generated October 29, 2026  |  California Community Colleges  |  CPL Initiative</w:t>
+      <w:t xml:space="preserve">Generated October 30, 2026  |  California Community Colleges  |  CPL Initiative</w:t>
     </w:r>
     <w:r>
       <w:rPr>

--- a/reports/projects/4.2.1_Report.docx
+++ b/reports/projects/4.2.1_Report.docx
@@ -64,7 +64,7 @@
           <w:szCs w:val="19"/>
           <w:rFonts w:ascii="Cambria" w:cs="Cambria" w:eastAsia="Cambria" w:hAnsi="Cambria"/>
         </w:rPr>
-        <w:t xml:space="preserve">October 30, 2026</w:t>
+        <w:t xml:space="preserve">October 31, 2026</w:t>
       </w:r>
     </w:p>
     <w:tbl>
@@ -1130,7 +1130,7 @@
         <w:szCs w:val="14"/>
         <w:rFonts w:ascii="Cambria" w:cs="Cambria" w:eastAsia="Cambria" w:hAnsi="Cambria"/>
       </w:rPr>
-      <w:t xml:space="preserve">Generated October 30, 2026  |  California Community Colleges  |  CPL Initiative</w:t>
+      <w:t xml:space="preserve">Generated October 31, 2026  |  California Community Colleges  |  CPL Initiative</w:t>
     </w:r>
     <w:r>
       <w:rPr>

--- a/reports/projects/4.2.1_Report.docx
+++ b/reports/projects/4.2.1_Report.docx
@@ -64,7 +64,7 @@
           <w:szCs w:val="19"/>
           <w:rFonts w:ascii="Cambria" w:cs="Cambria" w:eastAsia="Cambria" w:hAnsi="Cambria"/>
         </w:rPr>
-        <w:t xml:space="preserve">October 31, 2026</w:t>
+        <w:t xml:space="preserve">November 1, 2026</w:t>
       </w:r>
     </w:p>
     <w:tbl>
@@ -1130,7 +1130,7 @@
         <w:szCs w:val="14"/>
         <w:rFonts w:ascii="Cambria" w:cs="Cambria" w:eastAsia="Cambria" w:hAnsi="Cambria"/>
       </w:rPr>
-      <w:t xml:space="preserve">Generated October 31, 2026  |  California Community Colleges  |  CPL Initiative</w:t>
+      <w:t xml:space="preserve">Generated November 1, 2026  |  California Community Colleges  |  CPL Initiative</w:t>
     </w:r>
     <w:r>
       <w:rPr>
